--- a/ROE UI DESIGN SYSTEM.docx
+++ b/ROE UI DESIGN SYSTEM.docx
@@ -42,140 +42,17 @@
         </w:rPr>
       </w:pPr>
       <w:r>
-        <w:rPr>
-          <w:rFonts w:ascii="Times New Roman" w:eastAsia="Times New Roman" w:hAnsi="Times New Roman" w:cs="Times New Roman"/>
-          <w:b/>
-          <w:bCs/>
-          <w:kern w:val="0"/>
-          <w:lang w:eastAsia="en-GB"/>
-          <w14:ligatures w14:val="none"/>
-        </w:rPr>
-        <w:t>Product:</w:t>
-      </w:r>
-      <w:r>
-        <w:rPr>
-          <w:rFonts w:ascii="Times New Roman" w:eastAsia="Times New Roman" w:hAnsi="Times New Roman" w:cs="Times New Roman"/>
-          <w:kern w:val="0"/>
-          <w:lang w:eastAsia="en-GB"/>
-          <w14:ligatures w14:val="none"/>
-        </w:rPr>
-        <w:t xml:space="preserve"> ROE</w:t>
-      </w:r>
-      <w:r>
-        <w:rPr>
-          <w:rFonts w:ascii="Times New Roman" w:eastAsia="Times New Roman" w:hAnsi="Times New Roman" w:cs="Times New Roman"/>
-          <w:kern w:val="0"/>
-          <w:lang w:eastAsia="en-GB"/>
-          <w14:ligatures w14:val="none"/>
-        </w:rPr>
+        <w:t>Product: ROE</w:t>
         <w:br/>
-      </w:r>
-      <w:r>
-        <w:rPr>
-          <w:rFonts w:ascii="Times New Roman" w:eastAsia="Times New Roman" w:hAnsi="Times New Roman" w:cs="Times New Roman"/>
-          <w:b/>
-          <w:bCs/>
-          <w:kern w:val="0"/>
-          <w:lang w:eastAsia="en-GB"/>
-          <w14:ligatures w14:val="none"/>
-        </w:rPr>
-        <w:t>Subtitle:</w:t>
-      </w:r>
-      <w:r>
-        <w:rPr>
-          <w:rFonts w:ascii="Times New Roman" w:eastAsia="Times New Roman" w:hAnsi="Times New Roman" w:cs="Times New Roman"/>
-          <w:kern w:val="0"/>
-          <w:lang w:eastAsia="en-GB"/>
-          <w14:ligatures w14:val="none"/>
-        </w:rPr>
-        <w:t xml:space="preserve"> No One Lost to Silence</w:t>
-      </w:r>
-      <w:r>
-        <w:rPr>
-          <w:rFonts w:ascii="Times New Roman" w:eastAsia="Times New Roman" w:hAnsi="Times New Roman" w:cs="Times New Roman"/>
-          <w:kern w:val="0"/>
-          <w:lang w:eastAsia="en-GB"/>
-          <w14:ligatures w14:val="none"/>
-        </w:rPr>
+        <w:t>Subtitle: No One Lost to Silence</w:t>
         <w:br/>
-      </w:r>
-      <w:r>
-        <w:rPr>
-          <w:rFonts w:ascii="Times New Roman" w:eastAsia="Times New Roman" w:hAnsi="Times New Roman" w:cs="Times New Roman"/>
-          <w:b/>
-          <w:bCs/>
-          <w:kern w:val="0"/>
-          <w:lang w:eastAsia="en-GB"/>
-          <w14:ligatures w14:val="none"/>
-        </w:rPr>
-        <w:t>Design System Version:</w:t>
-      </w:r>
-      <w:r>
-        <w:rPr>
-          <w:rFonts w:ascii="Times New Roman" w:eastAsia="Times New Roman" w:hAnsi="Times New Roman" w:cs="Times New Roman"/>
-          <w:kern w:val="0"/>
-          <w:lang w:eastAsia="en-GB"/>
-          <w14:ligatures w14:val="none"/>
-        </w:rPr>
-        <w:t xml:space="preserve"> 1.0</w:t>
-      </w:r>
-      <w:r>
-        <w:rPr>
-          <w:rFonts w:ascii="Times New Roman" w:eastAsia="Times New Roman" w:hAnsi="Times New Roman" w:cs="Times New Roman"/>
-          <w:kern w:val="0"/>
-          <w:lang w:eastAsia="en-GB"/>
-          <w14:ligatures w14:val="none"/>
-        </w:rPr>
+        <w:t>Design System Version: 1.1</w:t>
         <w:br/>
-      </w:r>
-      <w:r>
-        <w:rPr>
-          <w:rFonts w:ascii="Times New Roman" w:eastAsia="Times New Roman" w:hAnsi="Times New Roman" w:cs="Times New Roman"/>
-          <w:b/>
-          <w:bCs/>
-          <w:kern w:val="0"/>
-          <w:lang w:eastAsia="en-GB"/>
-          <w14:ligatures w14:val="none"/>
-        </w:rPr>
-        <w:t>Platform:</w:t>
-      </w:r>
-      <w:r>
-        <w:rPr>
-          <w:rFonts w:ascii="Times New Roman" w:eastAsia="Times New Roman" w:hAnsi="Times New Roman" w:cs="Times New Roman"/>
-          <w:kern w:val="0"/>
-          <w:lang w:eastAsia="en-GB"/>
-          <w14:ligatures w14:val="none"/>
-        </w:rPr>
-        <w:t xml:space="preserve"> Web / PWA / Mobile</w:t>
-      </w:r>
-      <w:r>
-        <w:rPr>
-          <w:rFonts w:ascii="Times New Roman" w:eastAsia="Times New Roman" w:hAnsi="Times New Roman" w:cs="Times New Roman"/>
-          <w:kern w:val="0"/>
-          <w:lang w:eastAsia="en-GB"/>
-          <w14:ligatures w14:val="none"/>
-        </w:rPr>
+        <w:t>Changelog v1.0→v1.1 (9 Oct 2026): canonical 10-step journey (fixes §20), P01–P20 vs F01–F18 naming, Paused server rules, notifications MVP subset, search default scope, member own-only lock, FUTURE tags for care/celebrations/AI, aligned to PRD/TRD v1.1.</w:t>
         <w:br/>
-      </w:r>
-      <w:r>
-        <w:rPr>
-          <w:rFonts w:ascii="Times New Roman" w:eastAsia="Times New Roman" w:hAnsi="Times New Roman" w:cs="Times New Roman"/>
-          <w:b/>
-          <w:bCs/>
-          <w:kern w:val="0"/>
-          <w:lang w:eastAsia="en-GB"/>
-          <w14:ligatures w14:val="none"/>
-        </w:rPr>
-        <w:t>Design Direction:</w:t>
-      </w:r>
-      <w:r>
-        <w:rPr>
-          <w:rFonts w:ascii="Times New Roman" w:eastAsia="Times New Roman" w:hAnsi="Times New Roman" w:cs="Times New Roman"/>
-          <w:kern w:val="0"/>
-          <w:lang w:eastAsia="en-GB"/>
-          <w14:ligatures w14:val="none"/>
-        </w:rPr>
-        <w:t xml:space="preserve"> Human · Calm · Trustworthy · Warm · Modern · Organised</w:t>
+        <w:t>Platform: Web / PWA / Mobile</w:t>
+        <w:br/>
+        <w:t>Design Direction: Human · Calm · Trustworthy · Warm · Modern · Organised</w:t>
       </w:r>
     </w:p>
     <w:p>
@@ -11911,15 +11788,7 @@
         </w:rPr>
       </w:pPr>
       <w:r>
-        <w:rPr>
-          <w:rFonts w:ascii="Times New Roman" w:eastAsia="Times New Roman" w:hAnsi="Times New Roman" w:cs="Times New Roman"/>
-          <w:b/>
-          <w:bCs/>
-          <w:kern w:val="0"/>
-          <w:lang w:eastAsia="en-GB"/>
-          <w14:ligatures w14:val="none"/>
-        </w:rPr>
-        <w:t>First Contact → Welcome → Follow-Up → Connection → Next Action</w:t>
+        <w:t>First Contact → Capture &amp; Welcome → Assign → Personal Follow-Up → Record Interaction → Understand → Connect → First Participation → Next Action → Continued Relationship [CANONICAL v1.1; shorthand: Capture → Assign → Follow Up → Connect → Know What Happens Next]</w:t>
       </w:r>
     </w:p>
     <w:p>
@@ -26823,6 +26692,102 @@
       </w:r>
     </w:p>
     <w:p/>
+    <w:p>
+      <w:pPr>
+        <w:pStyle w:val="Heading1"/>
+      </w:pPr>
+      <w:r>
+        <w:t>60. v1.1 Build Alignment Addendum (normative, overrides conflicts)</w:t>
+      </w:r>
+    </w:p>
+    <w:p>
+      <w:r>
+        <w:t>If any earlier section conflicts with PRD v1.1 / TRD v1.1, this addendum wins for MVP build.</w:t>
+      </w:r>
+    </w:p>
+    <w:p>
+      <w:pPr>
+        <w:pStyle w:val="Heading2"/>
+      </w:pPr>
+      <w:r>
+        <w:t>60.1 Frame naming</w:t>
+      </w:r>
+    </w:p>
+    <w:p>
+      <w:r>
+        <w:t>Prototype frames are P01–P20 (P19/P20 are state variants of P07/P02). System frames are F01–F18 (F01 auth, F02 home, F03 people, F04 profile, F05 actions, F06 connections, F08 care FUTURE, F09 celebrations FUTURE, F12 insights FUTURE, F13 AI FUTURE, F17 states, F18 mobile). Never treat F17/F18 prototype numbers as system IDs.</w:t>
+      </w:r>
+    </w:p>
+    <w:p>
+      <w:pPr>
+        <w:pStyle w:val="Heading2"/>
+      </w:pPr>
+      <w:r>
+        <w:t>60.2 Paused rules (from TRD §17)</w:t>
+      </w:r>
+    </w:p>
+    <w:p>
+      <w:r>
+        <w:t>Open→In Progress→Completed; Overdue is system-derived (now &gt; due_at, not Completed); Open|In Progress→Paused requires reason + freezes due_at for sorting, still shows in Today as Paused; Paused→In Progress on resume. Only assignee|admin. Enforced server-side.</w:t>
+      </w:r>
+    </w:p>
+    <w:p>
+      <w:pPr>
+        <w:pStyle w:val="Heading2"/>
+      </w:pPr>
+      <w:r>
+        <w:t>60.3 Notifications MVP subset</w:t>
+      </w:r>
+    </w:p>
+    <w:p>
+      <w:r>
+        <w:t>MVP notifies ONLY: new assignment, due, overdue, introduction, connection update. Celebration/insight notifications are P1 — do not design them as MVP requirements. No PII in push preview, no care content.</w:t>
+      </w:r>
+    </w:p>
+    <w:p>
+      <w:pPr>
+        <w:pStyle w:val="Heading2"/>
+      </w:pPr>
+      <w:r>
+        <w:t>60.4 Search default scope</w:t>
+      </w:r>
+    </w:p>
+    <w:p>
+      <w:r>
+        <w:t>Default People/Actions search = Assigned to me + explicitly shared scope. Org-wide search requires explicit grant (Admin, Senior Leader). Member = own record only. PermissionRestricted state must render without flashing sensitive data.</w:t>
+      </w:r>
+    </w:p>
+    <w:p>
+      <w:pPr>
+        <w:pStyle w:val="Heading2"/>
+      </w:pPr>
+      <w:r>
+        <w:t>60.5 Member own-only lock (PRD §20)</w:t>
+      </w:r>
+    </w:p>
+    <w:p>
+      <w:r>
+        <w:t>MVP member: view own profile + own connections/next, edit own channel/interests, request correction. No roster search, no others outcomes, no self-assign. More menu items beyond this are P1 placeholders, not MVP deliverables.</w:t>
+      </w:r>
+    </w:p>
+    <w:p>
+      <w:pPr>
+        <w:pStyle w:val="Heading2"/>
+      </w:pPr>
+      <w:r>
+        <w:t>60.6 FUTURE-DO-NOT-BUILD tags</w:t>
+      </w:r>
+    </w:p>
+    <w:p>
+      <w:r>
+        <w:t>Sections 29 Care, 30 Celebrations, 36–38 AI UI/signals-future, and Phase 6 frames (Care, Celebrations, Insights, AI Assistant, Advanced Admin) are FUTURE. Keep extensible (data model + component slots) but do not build, QA, or demo as MVP. Celebration orange and AI SuggestionCard stay in library as future variants only.</w:t>
+      </w:r>
+    </w:p>
+    <w:p>
+      <w:r>
+        <w:t>ROE — No one lost to silence.</w:t>
+      </w:r>
+    </w:p>
     <w:sectPr>
       <w:pgSz w:w="11906" w:h="16838"/>
       <w:pgMar w:top="1440" w:right="1440" w:bottom="1440" w:left="1440" w:header="708" w:footer="708" w:gutter="0"/>

--- a/ROE UI DESIGN SYSTEM.docx
+++ b/ROE UI DESIGN SYSTEM.docx
@@ -46,7 +46,9 @@
         <w:br/>
         <w:t>Subtitle: No One Lost to Silence</w:t>
         <w:br/>
-        <w:t>Design System Version: 1.1</w:t>
+        <w:t>Design System Version: 1.1.1</w:t>
+        <w:br/>
+        <w:t>Changelog v1.1→v1.1.1 (9 Oct 2026): locked typography to Jakarta display + Inter body + mono metadata to match Figma v1.2.1 §12.2; Manrope retired to fallback.</w:t>
         <w:br/>
         <w:t>Changelog v1.0→v1.1 (9 Oct 2026): canonical 10-step journey (fixes §20), P01–P20 vs F01–F18 naming, Paused server rules, notifications MVP subset, search default scope, member own-only lock, FUTURE tags for care/celebrations/AI, aligned to PRD/TRD v1.1.</w:t>
         <w:br/>
@@ -4776,15 +4778,7 @@
         </w:rPr>
       </w:pPr>
       <w:r>
-        <w:rPr>
-          <w:rFonts w:ascii="Times New Roman" w:eastAsia="Times New Roman" w:hAnsi="Times New Roman" w:cs="Times New Roman"/>
-          <w:b/>
-          <w:bCs/>
-          <w:kern w:val="0"/>
-          <w:lang w:eastAsia="en-GB"/>
-          <w14:ligatures w14:val="none"/>
-        </w:rPr>
-        <w:t>Inter</w:t>
+        <w:t>Inter — LOCKED body/UI (navigation, buttons, forms, lists, tables)</w:t>
       </w:r>
     </w:p>
     <w:p>
@@ -4818,15 +4812,7 @@
         </w:rPr>
       </w:pPr>
       <w:r>
-        <w:rPr>
-          <w:rFonts w:ascii="Times New Roman" w:eastAsia="Times New Roman" w:hAnsi="Times New Roman" w:cs="Times New Roman"/>
-          <w:b/>
-          <w:bCs/>
-          <w:kern w:val="0"/>
-          <w:lang w:eastAsia="en-GB"/>
-          <w14:ligatures w14:val="none"/>
-        </w:rPr>
-        <w:t>Manrope</w:t>
+        <w:t>Manrope — retired to fallback only (do not use for new screens)</w:t>
       </w:r>
     </w:p>
     <w:p>
@@ -26788,6 +26774,63 @@
         <w:t>ROE — No one lost to silence.</w:t>
       </w:r>
     </w:p>
+    <w:p>
+      <w:pPr>
+        <w:pStyle w:val="Heading1"/>
+      </w:pPr>
+      <w:r>
+        <w:t>61. Typography Lock v1.1.1 (matches Figma v1.2.1)</w:t>
+      </w:r>
+    </w:p>
+    <w:p>
+      <w:r>
+        <w:rPr>
+          <w:b/>
+        </w:rPr>
+        <w:t xml:space="preserve">Display (warm/human): </w:t>
+      </w:r>
+      <w:r>
+        <w:t>Plus Jakarta Sans 500/600/700 — page titles 24px/600, person names 18–20px/600, card headings 16–18px/600, greeting header, empty-state headings. Never body &lt;14px in Jakarta. Max 2 Jakarta weights loaded.</w:t>
+      </w:r>
+    </w:p>
+    <w:p>
+      <w:r>
+        <w:rPr>
+          <w:b/>
+        </w:rPr>
+        <w:t xml:space="preserve">Body/UI (legible/functional): </w:t>
+      </w:r>
+      <w:r>
+        <w:t>Inter 400/500/600 — body 16/400, default 14/400, buttons 14–16/600, field labels 14/500, helper/validation 13–14/400–500, nav/tabs. Letter-spacing -0.01em on 14–16px buttons for tap legibility. Line-height 1.5 body, 1.3 headings.</w:t>
+      </w:r>
+    </w:p>
+    <w:p>
+      <w:r>
+        <w:rPr>
+          <w:b/>
+        </w:rPr>
+        <w:t xml:space="preserve">Metadata/Admin (machine facts): </w:t>
+      </w:r>
+      <w:r>
+        <w:t>ui-monospace/SFMono/Menlo/Consolas — IDs, timestamps, audit rows, journey codes (F-codes), 12–13px/400. Signals “system fact, not human word”.</w:t>
+      </w:r>
+    </w:p>
+    <w:p>
+      <w:r>
+        <w:rPr>
+          <w:b/>
+        </w:rPr>
+        <w:t xml:space="preserve">Rules: </w:t>
+      </w:r>
+      <w:r>
+        <w:t>1 primary action per screen in Jakarta 16/600 or Inter 600 — never all-caps; sentence case always (“Introduce Sarah”, not “INTRODUCE SARAH”). Person name always Jakarta 600, never mono. Status pills Inter 12–13/500 + icon, never colour alone. Validation in Inter 13/500 with icon + field link. Load Jakarta 600+700 + Inter 400+500+600 only (poor-data budget). Fallbacks: Jakarta→Manrope→system; Inter→system.</w:t>
+      </w:r>
+    </w:p>
+    <w:p>
+      <w:r>
+        <w:t>ROE — No one lost to silence.</w:t>
+      </w:r>
+    </w:p>
     <w:sectPr>
       <w:pgSz w:w="11906" w:h="16838"/>
       <w:pgMar w:top="1440" w:right="1440" w:bottom="1440" w:left="1440" w:header="708" w:footer="708" w:gutter="0"/>
